--- a/25007_大平凜音　中間発表　ダイエット.docx
+++ b/25007_大平凜音　中間発表　ダイエット.docx
@@ -206,9 +206,6 @@
                     <w:p>
                       <w:pPr>
                         <w:textDirection w:val="btLr"/>
-                        <w:rPr>
-                          <w:rFonts w:hint="eastAsia"/>
-                        </w:rPr>
                       </w:pPr>
                       <w:r>
                         <w:rPr>
@@ -407,7 +404,7 @@
     <w:p>
       <w:pPr>
         <w:rPr>
-          <w:rFonts w:ascii="小塚ゴシック Pro L" w:eastAsiaTheme="minorEastAsia" w:hAnsi="小塚ゴシック Pro L" w:cs="小塚ゴシック Pro L"/>
+          <w:rFonts w:ascii="小塚ゴシック Pro L" w:eastAsiaTheme="minorEastAsia" w:hAnsi="小塚ゴシック Pro L" w:cs="小塚ゴシック Pro L" w:hint="eastAsia"/>
           <w:noProof/>
           <w:sz w:val="20"/>
           <w:szCs w:val="20"/>
@@ -480,7 +477,7 @@
     <w:p>
       <w:pPr>
         <w:rPr>
-          <w:rFonts w:ascii="小塚ゴシック Pro L" w:eastAsiaTheme="minorEastAsia" w:hAnsi="小塚ゴシック Pro L" w:cs="小塚ゴシック Pro L"/>
+          <w:rFonts w:ascii="小塚ゴシック Pro L" w:eastAsiaTheme="minorEastAsia" w:hAnsi="小塚ゴシック Pro L" w:cs="小塚ゴシック Pro L" w:hint="eastAsia"/>
           <w:noProof/>
           <w:sz w:val="20"/>
           <w:szCs w:val="20"/>
@@ -490,7 +487,7 @@
     <w:p>
       <w:pPr>
         <w:rPr>
-          <w:rFonts w:ascii="小塚ゴシック Pro L" w:eastAsiaTheme="minorEastAsia" w:hAnsi="小塚ゴシック Pro L" w:cs="小塚ゴシック Pro L"/>
+          <w:rFonts w:ascii="小塚ゴシック Pro L" w:eastAsiaTheme="minorEastAsia" w:hAnsi="小塚ゴシック Pro L" w:cs="小塚ゴシック Pro L" w:hint="eastAsia"/>
           <w:noProof/>
           <w:sz w:val="20"/>
           <w:szCs w:val="20"/>
@@ -532,32 +529,30 @@
     <w:p>
       <w:pPr>
         <w:rPr>
-          <w:rFonts w:hint="eastAsia"/>
-          <w:sz w:val="20"/>
-          <w:szCs w:val="20"/>
-        </w:rPr>
-      </w:pPr>
-    </w:p>
-    <w:p>
-      <w:pPr>
-        <w:rPr>
-          <w:sz w:val="20"/>
-          <w:szCs w:val="20"/>
-        </w:rPr>
-      </w:pPr>
-    </w:p>
-    <w:p>
-      <w:pPr>
-        <w:rPr>
-          <w:sz w:val="20"/>
-          <w:szCs w:val="20"/>
-        </w:rPr>
-      </w:pPr>
-    </w:p>
-    <w:p>
-      <w:pPr>
-        <w:rPr>
-          <w:rFonts w:hint="eastAsia"/>
+          <w:sz w:val="20"/>
+          <w:szCs w:val="20"/>
+        </w:rPr>
+      </w:pPr>
+    </w:p>
+    <w:p>
+      <w:pPr>
+        <w:rPr>
+          <w:sz w:val="20"/>
+          <w:szCs w:val="20"/>
+        </w:rPr>
+      </w:pPr>
+    </w:p>
+    <w:p>
+      <w:pPr>
+        <w:rPr>
+          <w:sz w:val="20"/>
+          <w:szCs w:val="20"/>
+        </w:rPr>
+      </w:pPr>
+    </w:p>
+    <w:p>
+      <w:pPr>
+        <w:rPr>
           <w:sz w:val="20"/>
           <w:szCs w:val="20"/>
         </w:rPr>
@@ -716,140 +711,6 @@
         <w:rPr>
           <w:b/>
           <w:bCs/>
-          <w:sz w:val="18"/>
-          <w:szCs w:val="18"/>
-          <w:lang w:val="en-US"/>
-        </w:rPr>
-      </w:pPr>
-      <w:r>
-        <w:rPr>
-          <w:b/>
-          <w:bCs/>
-          <w:sz w:val="18"/>
-          <w:szCs w:val="18"/>
-          <w:lang w:val="en-US"/>
-        </w:rPr>
-        <w:t>ダイエットをする目的</w:t>
-      </w:r>
-    </w:p>
-    <w:p>
-      <w:pPr>
-        <w:widowControl/>
-        <w:numPr>
-          <w:ilvl w:val="0"/>
-          <w:numId w:val="3"/>
-        </w:numPr>
-        <w:spacing w:line="276" w:lineRule="auto"/>
-        <w:jc w:val="left"/>
-        <w:rPr>
-          <w:sz w:val="18"/>
-          <w:szCs w:val="18"/>
-          <w:lang w:val="en-US"/>
-        </w:rPr>
-      </w:pPr>
-      <w:r>
-        <w:rPr>
-          <w:sz w:val="18"/>
-          <w:szCs w:val="18"/>
-          <w:lang w:val="en-US"/>
-        </w:rPr>
-        <w:t xml:space="preserve">健康的な体を作るため </w:t>
-      </w:r>
-    </w:p>
-    <w:p>
-      <w:pPr>
-        <w:widowControl/>
-        <w:numPr>
-          <w:ilvl w:val="0"/>
-          <w:numId w:val="3"/>
-        </w:numPr>
-        <w:spacing w:line="276" w:lineRule="auto"/>
-        <w:jc w:val="left"/>
-        <w:rPr>
-          <w:sz w:val="18"/>
-          <w:szCs w:val="18"/>
-          <w:lang w:val="en-US"/>
-        </w:rPr>
-      </w:pPr>
-      <w:r>
-        <w:rPr>
-          <w:sz w:val="18"/>
-          <w:szCs w:val="18"/>
-          <w:lang w:val="en-US"/>
-        </w:rPr>
-        <w:t xml:space="preserve">見た目を改善するため </w:t>
-      </w:r>
-    </w:p>
-    <w:p>
-      <w:pPr>
-        <w:widowControl/>
-        <w:numPr>
-          <w:ilvl w:val="0"/>
-          <w:numId w:val="3"/>
-        </w:numPr>
-        <w:spacing w:line="276" w:lineRule="auto"/>
-        <w:jc w:val="left"/>
-        <w:rPr>
-          <w:sz w:val="18"/>
-          <w:szCs w:val="18"/>
-          <w:lang w:val="en-US"/>
-        </w:rPr>
-      </w:pPr>
-      <w:r>
-        <w:rPr>
-          <w:sz w:val="18"/>
-          <w:szCs w:val="18"/>
-          <w:lang w:val="en-US"/>
-        </w:rPr>
-        <w:t xml:space="preserve">自分に自信を持つため </w:t>
-      </w:r>
-    </w:p>
-    <w:p>
-      <w:pPr>
-        <w:widowControl/>
-        <w:numPr>
-          <w:ilvl w:val="0"/>
-          <w:numId w:val="3"/>
-        </w:numPr>
-        <w:spacing w:line="276" w:lineRule="auto"/>
-        <w:jc w:val="left"/>
-        <w:rPr>
-          <w:sz w:val="18"/>
-          <w:szCs w:val="18"/>
-          <w:lang w:val="en-US"/>
-        </w:rPr>
-      </w:pPr>
-      <w:r>
-        <w:rPr>
-          <w:sz w:val="18"/>
-          <w:szCs w:val="18"/>
-          <w:lang w:val="en-US"/>
-        </w:rPr>
-        <w:t xml:space="preserve">生活習慣を改善するため </w:t>
-      </w:r>
-    </w:p>
-    <w:p>
-      <w:pPr>
-        <w:rPr>
-          <w:sz w:val="18"/>
-          <w:szCs w:val="18"/>
-          <w:lang w:val="en-US"/>
-        </w:rPr>
-      </w:pPr>
-      <w:r>
-        <w:rPr>
-          <w:sz w:val="18"/>
-          <w:szCs w:val="18"/>
-          <w:lang w:val="en-US"/>
-        </w:rPr>
-        <w:t>などがある。</w:t>
-      </w:r>
-    </w:p>
-    <w:p>
-      <w:pPr>
-        <w:rPr>
-          <w:b/>
-          <w:bCs/>
           <w:color w:val="EE0000"/>
           <w:lang w:val="en-US"/>
         </w:rPr>
@@ -871,6 +732,7 @@
         <w:spacing w:line="276" w:lineRule="auto"/>
         <w:jc w:val="left"/>
         <w:rPr>
+          <w:rFonts w:hint="eastAsia"/>
           <w:sz w:val="20"/>
           <w:szCs w:val="20"/>
           <w:lang w:val="en-US"/>
@@ -921,56 +783,88 @@
     </w:p>
     <w:p>
       <w:pPr>
-        <w:widowControl/>
-        <w:spacing w:line="276" w:lineRule="auto"/>
-        <w:jc w:val="left"/>
+        <w:rPr>
+          <w:sz w:val="20"/>
+          <w:szCs w:val="20"/>
+          <w:lang w:val="en-US"/>
+        </w:rPr>
+      </w:pPr>
+      <w:r>
+        <w:rPr>
+          <w:sz w:val="20"/>
+          <w:szCs w:val="20"/>
+          <w:lang w:val="en-US"/>
+        </w:rPr>
+        <w:t>短期間の無理な食事制限では継続が難しいため</w:t>
+      </w:r>
+    </w:p>
+    <w:p>
+      <w:pPr>
+        <w:rPr>
+          <w:sz w:val="20"/>
+          <w:szCs w:val="20"/>
+          <w:lang w:val="en-US"/>
+        </w:rPr>
+      </w:pPr>
+      <w:r>
+        <w:rPr>
+          <w:sz w:val="20"/>
+          <w:szCs w:val="20"/>
+          <w:lang w:val="en-US"/>
+        </w:rPr>
+        <w:t>正しい食事管理や運動習慣を取り入れた健康的な</w:t>
+      </w:r>
+    </w:p>
+    <w:p>
+      <w:pPr>
+        <w:rPr>
+          <w:sz w:val="20"/>
+          <w:szCs w:val="20"/>
+          <w:lang w:val="en-US"/>
+        </w:rPr>
+      </w:pPr>
+      <w:r>
+        <w:rPr>
+          <w:sz w:val="20"/>
+          <w:szCs w:val="20"/>
+          <w:lang w:val="en-US"/>
+        </w:rPr>
+        <w:t>ダイエットが重要である。</w:t>
+      </w:r>
+    </w:p>
+    <w:p>
+      <w:pPr>
+        <w:rPr>
+          <w:sz w:val="20"/>
+          <w:szCs w:val="20"/>
+          <w:lang w:val="en-US"/>
+        </w:rPr>
+      </w:pPr>
+      <w:r>
         <w:rPr>
           <w:rFonts w:hint="eastAsia"/>
           <w:sz w:val="20"/>
           <w:szCs w:val="20"/>
           <w:lang w:val="en-US"/>
         </w:rPr>
-      </w:pPr>
-    </w:p>
-    <w:p>
-      <w:pPr>
-        <w:rPr>
-          <w:sz w:val="20"/>
-          <w:szCs w:val="20"/>
-          <w:lang w:val="en-US"/>
-        </w:rPr>
-      </w:pPr>
-      <w:r>
-        <w:rPr>
-          <w:sz w:val="20"/>
-          <w:szCs w:val="20"/>
-          <w:lang w:val="en-US"/>
-        </w:rPr>
-        <w:t>その理由として、</w:t>
-      </w:r>
-    </w:p>
-    <w:p>
-      <w:pPr>
-        <w:widowControl/>
-        <w:numPr>
-          <w:ilvl w:val="0"/>
-          <w:numId w:val="5"/>
-        </w:numPr>
-        <w:spacing w:line="276" w:lineRule="auto"/>
-        <w:jc w:val="left"/>
-        <w:rPr>
-          <w:sz w:val="20"/>
-          <w:szCs w:val="20"/>
-          <w:lang w:val="en-US"/>
-        </w:rPr>
-      </w:pPr>
-      <w:r>
-        <w:rPr>
-          <w:sz w:val="20"/>
-          <w:szCs w:val="20"/>
-          <w:lang w:val="en-US"/>
-        </w:rPr>
-        <w:t>食事制限によるストレス（79％</w:t>
+        <w:t>↓↓</w:t>
+      </w:r>
+    </w:p>
+    <w:p>
+      <w:pPr>
+        <w:rPr>
+          <w:sz w:val="20"/>
+          <w:szCs w:val="20"/>
+          <w:lang w:val="en-US"/>
+        </w:rPr>
+      </w:pPr>
+      <w:r>
+        <w:rPr>
+          <w:sz w:val="20"/>
+          <w:szCs w:val="20"/>
+          <w:lang w:val="en-US"/>
+        </w:rPr>
+        <w:t>W</w:t>
       </w:r>
       <w:r>
         <w:rPr>
@@ -979,73 +873,17 @@
           <w:szCs w:val="20"/>
           <w:lang w:val="en-US"/>
         </w:rPr>
-        <w:t>）</w:t>
-      </w:r>
-    </w:p>
-    <w:p>
-      <w:pPr>
-        <w:widowControl/>
-        <w:numPr>
-          <w:ilvl w:val="0"/>
-          <w:numId w:val="5"/>
-        </w:numPr>
-        <w:spacing w:line="276" w:lineRule="auto"/>
-        <w:jc w:val="left"/>
-        <w:rPr>
-          <w:sz w:val="20"/>
-          <w:szCs w:val="20"/>
-          <w:lang w:val="en-US"/>
-        </w:rPr>
-      </w:pPr>
-      <w:r>
-        <w:rPr>
-          <w:sz w:val="20"/>
-          <w:szCs w:val="20"/>
-          <w:lang w:val="en-US"/>
-        </w:rPr>
-        <w:t xml:space="preserve">食欲のコントロールの難しさ（75％） </w:t>
-      </w:r>
-    </w:p>
-    <w:p>
-      <w:pPr>
-        <w:widowControl/>
-        <w:numPr>
-          <w:ilvl w:val="0"/>
-          <w:numId w:val="5"/>
-        </w:numPr>
-        <w:spacing w:line="276" w:lineRule="auto"/>
-        <w:jc w:val="left"/>
-        <w:rPr>
-          <w:sz w:val="20"/>
-          <w:szCs w:val="20"/>
-          <w:lang w:val="en-US"/>
-        </w:rPr>
-      </w:pPr>
-      <w:r>
-        <w:rPr>
-          <w:sz w:val="20"/>
-          <w:szCs w:val="20"/>
-          <w:lang w:val="en-US"/>
-        </w:rPr>
-        <w:t xml:space="preserve">食事の楽しみが減ること（69％） </w:t>
-      </w:r>
-    </w:p>
-    <w:p>
-      <w:pPr>
-        <w:rPr>
-          <w:sz w:val="20"/>
-          <w:szCs w:val="20"/>
-          <w:lang w:val="en-US"/>
-        </w:rPr>
-      </w:pPr>
-      <w:r>
-        <w:rPr>
-          <w:sz w:val="20"/>
-          <w:szCs w:val="20"/>
-          <w:lang w:val="en-US"/>
-        </w:rPr>
-        <w:t>などが挙げられており、無理な制限ではなく、継続できる方法が重要であることが分かった</w:t>
-      </w:r>
+        <w:t>ebページ制作</w:t>
+      </w:r>
+    </w:p>
+    <w:p>
+      <w:pPr>
+        <w:rPr>
+          <w:sz w:val="20"/>
+          <w:szCs w:val="20"/>
+          <w:lang w:val="en-US"/>
+        </w:rPr>
+      </w:pPr>
       <w:r>
         <w:rPr>
           <w:rFonts w:hint="eastAsia"/>
@@ -1053,6 +891,86 @@
           <w:szCs w:val="20"/>
           <w:lang w:val="en-US"/>
         </w:rPr>
+        <w:t>（内容）</w:t>
+      </w:r>
+    </w:p>
+    <w:p>
+      <w:pPr>
+        <w:rPr>
+          <w:sz w:val="20"/>
+          <w:szCs w:val="20"/>
+          <w:lang w:val="en-US"/>
+        </w:rPr>
+      </w:pPr>
+      <w:r>
+        <w:rPr>
+          <w:rFonts w:hint="eastAsia"/>
+          <w:sz w:val="20"/>
+          <w:szCs w:val="20"/>
+          <w:lang w:val="en-US"/>
+        </w:rPr>
+        <w:t>・おすすめの</w:t>
+      </w:r>
+      <w:r>
+        <w:rPr>
+          <w:sz w:val="20"/>
+          <w:szCs w:val="20"/>
+          <w:lang w:val="en-US"/>
+        </w:rPr>
+        <w:t>食事管理・筋力トレーニング・有酸素運動</w:t>
+      </w:r>
+      <w:r>
+        <w:rPr>
+          <w:rFonts w:hint="eastAsia"/>
+          <w:sz w:val="20"/>
+          <w:szCs w:val="20"/>
+          <w:lang w:val="en-US"/>
+        </w:rPr>
+        <w:t>を紹介</w:t>
+      </w:r>
+    </w:p>
+    <w:p>
+      <w:pPr>
+        <w:rPr>
+          <w:sz w:val="20"/>
+          <w:szCs w:val="20"/>
+          <w:lang w:val="en-US"/>
+        </w:rPr>
+      </w:pPr>
+      <w:r>
+        <w:rPr>
+          <w:rFonts w:hint="eastAsia"/>
+          <w:sz w:val="20"/>
+          <w:szCs w:val="20"/>
+          <w:lang w:val="en-US"/>
+        </w:rPr>
+        <w:t>・実際の食事の例を掲載</w:t>
+      </w:r>
+    </w:p>
+    <w:p>
+      <w:pPr>
+        <w:rPr>
+          <w:sz w:val="20"/>
+          <w:szCs w:val="20"/>
+          <w:lang w:val="en-US"/>
+        </w:rPr>
+      </w:pPr>
+      <w:r>
+        <w:rPr>
+          <w:rFonts w:hint="eastAsia"/>
+          <w:sz w:val="20"/>
+          <w:szCs w:val="20"/>
+          <w:lang w:val="en-US"/>
+        </w:rPr>
+        <w:t>おすすめの食材のランキングやメニューのランキングを掲載</w:t>
+      </w:r>
+      <w:r>
+        <w:rPr>
+          <w:rFonts w:hint="eastAsia"/>
+          <w:sz w:val="20"/>
+          <w:szCs w:val="20"/>
+          <w:lang w:val="en-US"/>
+        </w:rPr>
         <w:t>。</w:t>
       </w:r>
     </w:p>
@@ -1066,225 +984,33 @@
       </w:pPr>
       <w:r>
         <w:rPr>
-          <w:sz w:val="20"/>
-          <w:szCs w:val="20"/>
-          <w:lang w:val="en-US"/>
-        </w:rPr>
-        <w:t>この調査から、多くの人がダイエットに関心を持ち、実際に取り組んでいることが分かった。</w:t>
-      </w:r>
-    </w:p>
-    <w:p>
-      <w:pPr>
-        <w:rPr>
-          <w:sz w:val="20"/>
-          <w:szCs w:val="20"/>
-          <w:lang w:val="en-US"/>
-        </w:rPr>
-      </w:pPr>
-    </w:p>
-    <w:p>
-      <w:pPr>
-        <w:rPr>
-          <w:sz w:val="20"/>
-          <w:szCs w:val="20"/>
-          <w:lang w:val="en-US"/>
-        </w:rPr>
-      </w:pPr>
-      <w:r>
-        <w:rPr>
-          <w:sz w:val="20"/>
-          <w:szCs w:val="20"/>
-          <w:lang w:val="en-US"/>
-        </w:rPr>
-        <w:t>短期間の無理な食事制限では継続が難しいため</w:t>
-      </w:r>
-    </w:p>
-    <w:p>
-      <w:pPr>
-        <w:rPr>
-          <w:sz w:val="20"/>
-          <w:szCs w:val="20"/>
-          <w:lang w:val="en-US"/>
-        </w:rPr>
-      </w:pPr>
-      <w:r>
-        <w:rPr>
-          <w:sz w:val="20"/>
-          <w:szCs w:val="20"/>
-          <w:lang w:val="en-US"/>
-        </w:rPr>
-        <w:t>正しい食事管理や運動習慣を取り入れた健康的な</w:t>
-      </w:r>
-    </w:p>
-    <w:p>
-      <w:pPr>
-        <w:rPr>
-          <w:sz w:val="20"/>
-          <w:szCs w:val="20"/>
-          <w:lang w:val="en-US"/>
-        </w:rPr>
-      </w:pPr>
-      <w:r>
-        <w:rPr>
-          <w:sz w:val="20"/>
-          <w:szCs w:val="20"/>
-          <w:lang w:val="en-US"/>
-        </w:rPr>
-        <w:t>ダイエットが重要である。</w:t>
-      </w:r>
-    </w:p>
-    <w:p>
-      <w:pPr>
-        <w:rPr>
-          <w:sz w:val="20"/>
-          <w:szCs w:val="20"/>
-          <w:lang w:val="en-US"/>
-        </w:rPr>
-      </w:pPr>
-      <w:r>
-        <w:rPr>
           <w:rFonts w:hint="eastAsia"/>
           <w:sz w:val="20"/>
           <w:szCs w:val="20"/>
           <w:lang w:val="en-US"/>
         </w:rPr>
-        <w:t>↓↓</w:t>
-      </w:r>
-    </w:p>
-    <w:p>
-      <w:pPr>
-        <w:rPr>
-          <w:sz w:val="20"/>
-          <w:szCs w:val="20"/>
-          <w:lang w:val="en-US"/>
-        </w:rPr>
-      </w:pPr>
-      <w:r>
-        <w:rPr>
-          <w:sz w:val="20"/>
-          <w:szCs w:val="20"/>
-          <w:lang w:val="en-US"/>
-        </w:rPr>
-        <w:t>W</w:t>
-      </w:r>
-      <w:r>
-        <w:rPr>
-          <w:rFonts w:hint="eastAsia"/>
-          <w:sz w:val="20"/>
-          <w:szCs w:val="20"/>
-          <w:lang w:val="en-US"/>
-        </w:rPr>
-        <w:t>ebページ制作</w:t>
-      </w:r>
-    </w:p>
-    <w:p>
-      <w:pPr>
-        <w:rPr>
-          <w:sz w:val="20"/>
-          <w:szCs w:val="20"/>
-          <w:lang w:val="en-US"/>
-        </w:rPr>
-      </w:pPr>
-      <w:r>
-        <w:rPr>
-          <w:rFonts w:hint="eastAsia"/>
-          <w:sz w:val="20"/>
-          <w:szCs w:val="20"/>
-          <w:lang w:val="en-US"/>
-        </w:rPr>
-        <w:t>（内容）</w:t>
-      </w:r>
-    </w:p>
-    <w:p>
-      <w:pPr>
-        <w:rPr>
-          <w:sz w:val="20"/>
-          <w:szCs w:val="20"/>
-          <w:lang w:val="en-US"/>
-        </w:rPr>
-      </w:pPr>
-      <w:r>
-        <w:rPr>
-          <w:rFonts w:hint="eastAsia"/>
-          <w:sz w:val="20"/>
-          <w:szCs w:val="20"/>
-          <w:lang w:val="en-US"/>
-        </w:rPr>
-        <w:t>・おすすめの</w:t>
-      </w:r>
-      <w:r>
-        <w:rPr>
-          <w:sz w:val="20"/>
-          <w:szCs w:val="20"/>
-          <w:lang w:val="en-US"/>
-        </w:rPr>
-        <w:t>食事管理・筋力トレーニング・有酸素運動</w:t>
-      </w:r>
-      <w:r>
-        <w:rPr>
-          <w:rFonts w:hint="eastAsia"/>
-          <w:sz w:val="20"/>
-          <w:szCs w:val="20"/>
-          <w:lang w:val="en-US"/>
-        </w:rPr>
-        <w:t>を紹介</w:t>
-      </w:r>
-    </w:p>
-    <w:p>
-      <w:pPr>
-        <w:rPr>
-          <w:sz w:val="20"/>
-          <w:szCs w:val="20"/>
-          <w:lang w:val="en-US"/>
-        </w:rPr>
-      </w:pPr>
-      <w:r>
-        <w:rPr>
-          <w:rFonts w:hint="eastAsia"/>
-          <w:sz w:val="20"/>
-          <w:szCs w:val="20"/>
-          <w:lang w:val="en-US"/>
-        </w:rPr>
-        <w:t>・実際の食事の例を掲載</w:t>
-      </w:r>
-    </w:p>
-    <w:p>
-      <w:pPr>
-        <w:rPr>
-          <w:rFonts w:hint="eastAsia"/>
-          <w:sz w:val="20"/>
-          <w:szCs w:val="20"/>
-          <w:lang w:val="en-US"/>
-        </w:rPr>
-      </w:pPr>
-      <w:r>
-        <w:rPr>
-          <w:rFonts w:hint="eastAsia"/>
-          <w:sz w:val="20"/>
-          <w:szCs w:val="20"/>
-          <w:lang w:val="en-US"/>
-        </w:rPr>
-        <w:t>おすすめの食材のランキングやメニューのランキングを掲載</w:t>
-      </w:r>
-      <w:r>
-        <w:rPr>
-          <w:rFonts w:hint="eastAsia"/>
-          <w:sz w:val="20"/>
-          <w:szCs w:val="20"/>
-          <w:lang w:val="en-US"/>
-        </w:rPr>
-        <w:t>。</w:t>
-      </w:r>
-    </w:p>
-    <w:p>
-      <w:pPr>
-        <w:rPr>
-          <w:rFonts w:hint="eastAsia"/>
-          <w:sz w:val="20"/>
-          <w:szCs w:val="20"/>
-          <w:lang w:val="en-US"/>
-        </w:rPr>
-      </w:pPr>
+        <w:t>作品</w:t>
+      </w:r>
+    </w:p>
+    <w:p>
+      <w:pPr>
+        <w:rPr>
+          <w:sz w:val="20"/>
+          <w:szCs w:val="20"/>
+          <w:lang w:val="en-US"/>
+        </w:rPr>
+      </w:pPr>
+      <w:hyperlink r:id="rId10" w:history="1">
+        <w:r>
+          <w:rPr>
+            <w:rStyle w:val="ac"/>
+            <w:sz w:val="20"/>
+            <w:szCs w:val="20"/>
+            <w:lang w:val="en-US"/>
+          </w:rPr>
+          <w:t>https://ckg25007.github.io/zemi/diet/diet/</w:t>
+        </w:r>
+      </w:hyperlink>
     </w:p>
     <w:p>
       <w:pPr>
@@ -1300,7 +1026,6 @@
           <w:sz w:val="24"/>
           <w:szCs w:val="24"/>
         </w:rPr>
-        <w:lastRenderedPageBreak/>
         <w:t>【展示方法】</w:t>
       </w:r>
     </w:p>
@@ -1451,6 +1176,12 @@
                 <w:rFonts w:hint="eastAsia"/>
               </w:rPr>
               <w:t>スマホ</w:t>
+            </w:r>
+            <w:r>
+              <w:rPr>
+                <w:rFonts w:hint="eastAsia"/>
+              </w:rPr>
+              <w:t>、パソコン</w:t>
             </w:r>
           </w:p>
         </w:tc>
@@ -1607,7 +1338,13 @@
               <w:rPr>
                 <w:rFonts w:hint="eastAsia"/>
               </w:rPr>
-              <w:t>９月～11</w:t>
+              <w:t>10</w:t>
+            </w:r>
+            <w:r>
+              <w:rPr>
+                <w:rFonts w:hint="eastAsia"/>
+              </w:rPr>
+              <w:t>月～11</w:t>
             </w:r>
             <w:r>
               <w:t>月</w:t>
@@ -1645,7 +1382,7 @@
               <w:rPr>
                 <w:rFonts w:hint="eastAsia"/>
               </w:rPr>
-              <w:t>編集</w:t>
+              <w:t>2つ完成</w:t>
             </w:r>
           </w:p>
         </w:tc>
@@ -1732,7 +1469,6 @@
         <w:widowControl/>
         <w:jc w:val="left"/>
         <w:rPr>
-          <w:rFonts w:hint="eastAsia"/>
           <w:sz w:val="16"/>
           <w:szCs w:val="16"/>
         </w:rPr>
@@ -1750,12 +1486,12 @@
       </w:pPr>
     </w:p>
     <w:sectPr>
-      <w:headerReference w:type="even" r:id="rId10"/>
-      <w:headerReference w:type="default" r:id="rId11"/>
-      <w:footerReference w:type="even" r:id="rId12"/>
-      <w:footerReference w:type="default" r:id="rId13"/>
-      <w:headerReference w:type="first" r:id="rId14"/>
-      <w:footerReference w:type="first" r:id="rId15"/>
+      <w:headerReference w:type="even" r:id="rId11"/>
+      <w:headerReference w:type="default" r:id="rId12"/>
+      <w:footerReference w:type="even" r:id="rId13"/>
+      <w:footerReference w:type="default" r:id="rId14"/>
+      <w:headerReference w:type="first" r:id="rId15"/>
+      <w:footerReference w:type="first" r:id="rId16"/>
       <w:pgSz w:w="11906" w:h="16838"/>
       <w:pgMar w:top="1985" w:right="1133" w:bottom="1701" w:left="1134" w:header="284" w:footer="992" w:gutter="0"/>
       <w:pgNumType w:start="1"/>
@@ -3546,6 +3282,18 @@
       <w:u w:val="single"/>
     </w:rPr>
   </w:style>
+  <w:style w:type="character" w:styleId="ad">
+    <w:name w:val="Unresolved Mention"/>
+    <w:basedOn w:val="a0"/>
+    <w:uiPriority w:val="99"/>
+    <w:semiHidden/>
+    <w:unhideWhenUsed/>
+    <w:rsid w:val="0028271F"/>
+    <w:rPr>
+      <w:color w:val="605E5C"/>
+      <w:shd w:val="clear" w:color="auto" w:fill="E1DFDD"/>
+    </w:rPr>
+  </w:style>
 </w:styles>
 </file>
 
